--- a/javoblar/020.docx
+++ b/javoblar/020.docx
@@ -165,7 +165,7 @@
         <w:spacing w:after="40"/>
       </w:pPr>
       <w:r>
-        <w:t xml:space="preserve">V.L. Osipova. Dezinfeksiya. O'quv qo'llanma. — Moskva: GEOTAR-Media, 2009. (Matn: xayrullokomilov.uz kutubxonasi, ochiq manba.)</w:t>
+        <w:t xml:space="preserve">O'zR SanQvaN 0090-25. Dezinfeksiya tadbirlarini o'tkazish, dezinfeksiya xizmatini amalga oshiruvchi tashkilotlarni joylashtirish hamda ularning xonalari va jihozlariga, dezinfeksiya vositalarini saqlash, tashish va ulardan foydalanishga oid sanitariya qoidalari, normalari va gigiyena normativlari. O'zR Adliya vazirligida 2025-yil 3-iyunda ro'yxatga olingan (hisob raqami 350). URL: https://lex.uz/docs/-7556121</w:t>
       </w:r>
     </w:p>
     <w:p>
@@ -178,7 +178,20 @@
         <w:spacing w:after="40"/>
       </w:pPr>
       <w:r>
-        <w:t xml:space="preserve">Umumiy epidemiologiya va dezinfeksiya ishi. Oliy tibbiy ta'lim darsligi. — Toshkent: Tibbiyot nashriyoti. URL: https://xayrullokomilov.uz/kutubxona</w:t>
+        <w:t xml:space="preserve">V.L. Osipova. Dezinfeksiya. O'quv qo'llanma. — Moskva: GEOTAR-Media, 2009. (Nusxa: xayrullokomilov.uz/kutubxona, ochiq manba.)</w:t>
+      </w:r>
+    </w:p>
+    <w:p>
+      <w:pPr>
+        <w:pStyle w:val="ListParagraph"/>
+        <w:numPr>
+          <w:ilvl w:val="0"/>
+          <w:numId w:val="2"/>
+        </w:numPr>
+        <w:spacing w:after="40"/>
+      </w:pPr>
+      <w:r>
+        <w:t xml:space="preserve">Umumiy epidemiologiya. Oliy tibbiy ta'lim muassasalari uchun darslik. — Toshkent: Tibbiyot nashriyoti.</w:t>
       </w:r>
     </w:p>
     <w:sectPr>

--- a/javoblar/020.docx
+++ b/javoblar/020.docx
@@ -165,7 +165,7 @@
         <w:spacing w:after="40"/>
       </w:pPr>
       <w:r>
-        <w:t xml:space="preserve">O'zR SanQvaN 0090-25. Dezinfeksiya tadbirlarini o'tkazish, dezinfeksiya xizmatini amalga oshiruvchi tashkilotlarni joylashtirish hamda ularning xonalari va jihozlariga, dezinfeksiya vositalarini saqlash, tashish va ulardan foydalanishga oid sanitariya qoidalari, normalari va gigiyena normativlari. O'zR Adliya vazirligida 2025-yil 3-iyunda ro'yxatga olingan (hisob raqami 350). URL: https://lex.uz/docs/-7556121</w:t>
+        <w:t xml:space="preserve">SanQvaN 0090-25. Dezinfeksiya tadbirlarini o'tkazish ... sanitariya qoidalari, normalari va gigiyena normativlari. O'zR SSV huzuridagi SEO va JSQ qo'mitasi, 2025-yil 5-may, 8-son qaror (Adliya vazirligida 03.06.2025, № 350). URL: https://lex.uz/docs/-7556121</w:t>
       </w:r>
     </w:p>
     <w:p>
@@ -178,7 +178,7 @@
         <w:spacing w:after="40"/>
       </w:pPr>
       <w:r>
-        <w:t xml:space="preserve">V.L. Osipova. Dezinfeksiya. O'quv qo'llanma. — Moskva: GEOTAR-Media, 2009. (Nusxa: xayrullokomilov.uz/kutubxona, ochiq manba.)</w:t>
+        <w:t xml:space="preserve">Osipova V.L. Dezinfeksiya: o'quv qo'llanma. — Moskva: GEOTAR-Media, 2009.</w:t>
       </w:r>
     </w:p>
     <w:p>
@@ -191,7 +191,7 @@
         <w:spacing w:after="40"/>
       </w:pPr>
       <w:r>
-        <w:t xml:space="preserve">Umumiy epidemiologiya. Oliy tibbiy ta'lim muassasalari uchun darslik. — Toshkent: Tibbiyot nashriyoti.</w:t>
+        <w:t xml:space="preserve">Mirtazayev O.M., Zuyeva L.P., Matnazarova G.S. Epidemiologiya. — Toshkent, 2016.</w:t>
       </w:r>
     </w:p>
     <w:sectPr>

--- a/javoblar/020.docx
+++ b/javoblar/020.docx
@@ -8,7 +8,7 @@
         <w:spacing w:after="200"/>
       </w:pPr>
       <w:r>
-        <w:t xml:space="preserve">20. Yuqumli kasalliklar o'choqlarida joriy va yakuniy dezinfeksiya tadbirlariga qo'yiladigan talablar, ularning samaradorligini aniqlash</w:t>
+        <w:t xml:space="preserve">20. Epidemiologik tashxis va uning ahamiyati</w:t>
       </w:r>
     </w:p>
     <w:p>
@@ -17,7 +17,7 @@
         <w:jc w:val="both"/>
       </w:pPr>
       <w:r>
-        <w:t xml:space="preserve">Yuqumli kasallik o'chog'i — infeksiya manbai joylashgan va u atrofga qo'zg'atuvchi tarqatishi mumkin bo'lgan hudud. O'choqda o'tkaziladigan dezinfeksiya tadbirlari epidemiyaga qarshi ishning muhim qismi bo'lib, ular epidemik jarayonning ikkinchi bo'g'iniga, ya'ni yuqish mexanizmiga ta'sir qilib, uni uzishga qaratilgan. O'choqdagi dezinfeksiya ikki turga bo'linadi: joriy (bemor manba bo'lib turgan davrda muntazam) va yakuniy (manba o'choqdan olib chiqilgach bir marta). Bu tadbirlar belgilangan talablar asosida o'tkazilishi va samaradorligi ob'ektiv nazorat qilinishi shart, aks holda ular rasmiy xususiyat kasb etib, maqsadga erishmaydi va soxta xavfsizlik tuyg'usini keltirib chiqaradi [1][2].</w:t>
+        <w:t xml:space="preserve">Epidemiologik tashxis — aholi orasidagi epidemik vaziyatning holati, uning yuzaga kelish sabablari, rivojlanish shart-sharoitlari va kelgusi yo'nalishi to'g'risida epidemiologik tahlil asosida chiqariladigan yaxlit xulosadir. Agar klinik tashxis alohida bemorning kasalligini aniqlasa, epidemiologik tashxis butun populyatsiya darajasidagi kasallanish holatini "tashxislaydi". Epidemiologik tashxis epidemiologik nazorat va epidemiyaga qarshi ishning markaziy bo'g'ini bo'lib, aynan u asosida barcha profilaktik va epidemiyaga qarshi qarorlar qabul qilinadi [1]. U epidemiologik tahlil bilan tadbirlar rejalashtirish o'rtasidagi bog'lovchi halqa vazifasini bajaradi.</w:t>
       </w:r>
     </w:p>
     <w:p>
@@ -26,7 +26,7 @@
         <w:spacing w:after="80" w:before="160"/>
       </w:pPr>
       <w:r>
-        <w:t xml:space="preserve">Joriy dezinfeksiyaga qo'yiladigan talablar</w:t>
+        <w:t xml:space="preserve">Epidemiologik tashxisning mohiyati</w:t>
       </w:r>
     </w:p>
     <w:p>
@@ -35,7 +35,7 @@
         <w:jc w:val="both"/>
       </w:pPr>
       <w:r>
-        <w:t xml:space="preserve">Joriy dezinfeksiya bemor o'choqda (uyda yoki shifoxonada) bo'lgan, ya'ni qo'zg'atuvchi ajralib turgan butun davr mobaynida muntazam o'tkaziladi. Asosiy talablar: dezinfeksiya uzluksiz va o'z vaqtida bo'lishi — bemorning har bir ajralmasi (najas, siydik, qusuq, balg'am) darhol zararsizlantirilishi; bemor idish-tovoqlari, kiyim-kechagi, parvarish buyumlari va xonasi muntazam ishlov berilishi; qo'zg'atuvchi turiga mos preparat, konsentratsiya va ekspozitsiya tanlanishi; ishlov beruvchi shaxslar (parvarish qiluvchilar yoki tibbiy xodimlar) qoidalarni bilishi va shaxsiy himoya vositalaridan foydalanishi. Joriy dezinfeksiya qo'zg'atuvchining atrofga tarqalishiga yo'l qo'ymaslik maqsadini ko'zlaydi [1]. Uyda joriy dezinfeksiyani ko'pincha bemorni parvarish qiluvchi oila a'zolari bajargani uchun ularga oddiy va xavfsiz usullar (qaynatish, eritma bilan artish, alohida idish ajratish) oldindan tushuntiriladi. Shifoxonada esa joriy dezinfeksiya sanitariya-gigiyenik rejim va infeksion nazoratning ajralmas qismi bo'lib, u yuqumli kasalliklar bo'limida qat'iy jadval asosida olib boriladi. Joriy dezinfeksiyaning uzluksizligi va to'g'ri bajarilishi uning samaradorligining asosiy sharti hisoblanadi.</w:t>
+        <w:t xml:space="preserve">Epidemiologik tashxis uch asosiy savolga javob beradi: epidemik vaziyat qanday (kasallanish darajasi, dinamikasi, taqsimoti)? U nima uchun shunday (sabablari va xavf omillari)? Va u qanday rivojlanadi (bashorat)? Bu savollarga javob berish uchun retrospektiv va operativ epidemiologik tahlil natijalari, laboratoriya ma'lumotlari, sanitariya-gigiyenik baholash va o'choqni tekshirish natijalari birlashtiriladi. Shunday qilib, epidemiologik tashxis — ko'p manbali ma'lumotlarni sintez qilish mahsulidir va u faqat tavsiflash bilan cheklanmay, sababiy bog'lanishlarni ham ochib beradi [1]. Bu jihat uni oddiy statistik hisobotdan farqlaydi: hisobot faqat raqamlarni keltirsa, tashxis ularni izohlaydi, sabablarini tushuntiradi va amaliy xulosaga olib keladi. Epidemiologik tashxis mantiqiy tahlil, qiyoslash va gipotezalarni tekshirish asosida shakllantiriladi; shu bois u ilmiy asoslangan, dalillarga tayangan xulosa hisoblanadi va sub'ektiv taxminlardan ustun turadi.</w:t>
       </w:r>
     </w:p>
     <w:p>
@@ -44,7 +44,7 @@
         <w:spacing w:after="80" w:before="160"/>
       </w:pPr>
       <w:r>
-        <w:t xml:space="preserve">Yakuniy dezinfeksiyaga qo'yiladigan talablar</w:t>
+        <w:t xml:space="preserve">Tashxisning tarkibiy qismlari</w:t>
       </w:r>
     </w:p>
     <w:p>
@@ -53,7 +53,7 @@
         <w:jc w:val="both"/>
       </w:pPr>
       <w:r>
-        <w:t xml:space="preserve">Yakuniy dezinfeksiya infeksiya manbai o'choqdan olib chiqilgach — bemor kasalxonaga yotqizilgandan, sog'aygandan, ko'chirilgandan yoki vafot etgandan so'ng bir marta o'tkaziladi. Asosiy talablar: dezinfeksiya imkon qadar tez, belgilangan qisqa muddat ichida o'tkazilishi; u butun o'choqni — xona, barcha buyumlar, mebel va bemor foydalangan narsalarni to'liq qamrab olishi; zararsizlantirish kamerasi va tegishli preparatlardan foydalanilishi; ishni maxsus tayyorgarlikdan o'tgan dezinfeksiya brigadasi bajarishi. Yakuniy dezinfeksiya ayniqsa tashqi muhitda chidamli qo'zg'atuvchilar (ich terlama, virusli gepatit, sil, kuydirgi) keltirgan o'choqlarda majburiydir [1][2].</w:t>
+        <w:t xml:space="preserve">To'liq epidemiologik tashxis bir necha tarkibiy qismdan iborat: kasallanishning hozirgi darajasini va dinamikasini baholash; kasallanishning hududlar, aholi guruhlari va vaqt bo'yicha taqsimotini aniqlash; epidemik jarayonni belgilovchi sabablar va xavf omillarini (ijtimoiy, tabiiy, biologik) aniqlash; faol ta'sir qiluvchi omillarni (yetakchi yuqish yo'lini) belgilash; va epidemik vaziyatning kelgusi rivojlanishini bashorat qilish. Bu qismlar birgalikda vaziyatning yaxlit manzarasini yaratadi va tadbirlarni maqsadli yo'naltirishga imkon beradi [1]. Alohida ta'kidlash joizki, epidemiologik tashxisda "faol ta'sir qiluvchi omil" tushunchasi markaziy o'rin tutadi — bu aynan shu vaziyatda kasallikni tarqatayotgan asosiy omil bo'lib, unga ta'sir qilish epidemiyani to'xtatadi. Bu omilni to'g'ri aniqlash tashxisning eng muhim va eng qiyin bosqichi hisoblanadi, chunki u ko'plab ehtimoliy sabablar ichidan haqiqiysini ajratib olishni talab qiladi.</w:t>
       </w:r>
     </w:p>
     <w:p>
@@ -62,7 +62,7 @@
         <w:spacing w:after="80" w:before="160"/>
       </w:pPr>
       <w:r>
-        <w:t xml:space="preserve">Dezinfeksiya hajmi va kasallikka bog'liqligi</w:t>
+        <w:t xml:space="preserve">Operativ va retrospektiv tashxis</w:t>
       </w:r>
     </w:p>
     <w:p>
@@ -71,7 +71,7 @@
         <w:jc w:val="both"/>
       </w:pPr>
       <w:r>
-        <w:t xml:space="preserve">O'choqdagi dezinfeksiyaning hajmi va zarurati kasallikning nozologik shakliga, ya'ni qo'zg'atuvchining tashqi muhitdagi chidamliligiga bog'liq. Tashqi muhitda tez nobud bo'ladigan qo'zg'atuvchilar keltirgan kasalliklarda (gripp, qizamiq, suvchechak) yakuniy dezinfeksiya ko'pincha talab etilmaydi — shamollatish va nam tozalash yetarli bo'ladi. Chidamli qo'zg'atuvchilar keltirgan kasalliklarda esa to'liq yakuniy dezinfeksiya majburiy. Shuning uchun har bir o'choqda dezinfeksiya rejimi aniq kasallik va qo'zg'atuvchi xususiyatidan kelib chiqib belgilanadi [1]. Masalan, kuydirgi yoki qoqshol kabi spora hosil qiluvchi qo'zg'atuvchilarda eng kuchli rejimlar (avtoklavlash, yuqori konsentratsiyali vositalar bilan uzoq ekspozitsiya) qo'llaniladi, oddiy vegetativ bakteriyalar esa nisbatan yumshoq rejimlarda yo'q qilinadi. Qo'zg'atuvchining tashqi muhitdagi omonligini bilish — dezinfeksiya rejimini to'g'ri tanlashning asosidir va bu epidemiologning muhim kasbiy bilimidir.</w:t>
+        <w:t xml:space="preserve">O'tkazilish vaqtiga ko'ra epidemiologik tashxis ikki turga bo'linadi. Retrospektiv epidemiologik tashxis o'tgan davr ma'lumotlari asosida qo'yiladi va kasallanishning qonuniyatlarini, barqaror sabablarini aniqlab, uzoq muddatli profilaktik dasturlar uchun asos bo'ladi. Operativ (joriy) epidemiologik tashxis esa real vaqt rejimida, joriy vaziyatni baholash asosida qo'yiladi va tezkor epidemiyaga qarshi qarorlar uchun xizmat qiladi. Ikkala tur ham o'z tahlil usuliga tayanadi va bir-birini to'ldiradi; birgalikda ular epidemik jarayonning to'liq va dinamik tasavvurini beradi [1].</w:t>
       </w:r>
     </w:p>
     <w:p>
@@ -80,7 +80,7 @@
         <w:spacing w:after="80" w:before="160"/>
       </w:pPr>
       <w:r>
-        <w:t xml:space="preserve">Dezinfeksiya usullari</w:t>
+        <w:t xml:space="preserve">O'choqdagi epidemiologik tashxis</w:t>
       </w:r>
     </w:p>
     <w:p>
@@ -89,7 +89,7 @@
         <w:jc w:val="both"/>
       </w:pPr>
       <w:r>
-        <w:t xml:space="preserve">O'choqdagi dezinfeksiya bir necha usulda o'tkaziladi: mexanik (yuvish, tozalash, shamollatish), fizik (qaynatish, bug', quruq issiq havo, ultrabinafsha nurlanish) va kimyoviy (dezinfeksiyalovchi eritmalar — xlor saqlovchi preparatlar, vodorod peroksid va boshqalar bilan ishlov berish). Kimyoviy usul eng keng tarqalgan bo'lib, bunda preparat turi, konsentratsiyasi va ekspozitsiya vaqti qo'zg'atuvchiga mos tanlanadi. Usul tanlashda obyekt xususiyati (yuza, mato, idish, oziq-ovqat qoldiqlari) va qo'zg'atuvchi chidamliligi birgalikda hisobga olinadi. Noto'g'ri tanlangan rejim dezinfeksiyani samarasiz qiladi [2].</w:t>
+        <w:t xml:space="preserve">Amaliy ishda tez-tez uchraydigan vazifa — alohida epidemik o'choqda epidemiologik tashxis qo'yishdir. Bemor aniqlangach, epidemiolog o'choqni tekshiradi, epidemiologik anamnez yig'adi va infeksiya manbaini, yuqish yo'lini, omillarini hamda muloqotda bo'lgan shaxslarni aniqlaydi. Shu asosda o'choqdagi epidemiologik tashxis qo'yiladi: infeksiya qayerdan kelgan, qanday yuqqan va yana kimga yuqishi mumkin. Bu tashxis o'choqdagi aniq tadbirlar majmuasini (dezinfeksiya, muloqotdagilarni kuzatish, shoshilinch profilaktika, laboratoriya tekshiruvi) belgilaydi [1][2]. O'choqdagi tashxisning sifati epidemiolog yig'gan ma'lumotlarning to'liqligiga, laboratoriya natijalariga va vaziyatni to'g'ri talqin qila olishiga bog'liq. Agar manba yoki yuqish yo'li noto'g'ri aniqlansa, ko'rilgan choralar samarasiz bo'ladi va kasallik tarqalishda davom etadi. Shu bois o'choqdagi tashxis tez, ammo asoslangan va aniq bo'lishi talab etiladi.</w:t>
       </w:r>
     </w:p>
     <w:p>
@@ -98,7 +98,7 @@
         <w:spacing w:after="80" w:before="160"/>
       </w:pPr>
       <w:r>
-        <w:t xml:space="preserve">Samaradorlikni aniqlash</w:t>
+        <w:t xml:space="preserve">Tashxisning ahamiyati</w:t>
       </w:r>
     </w:p>
     <w:p>
@@ -107,7 +107,7 @@
         <w:jc w:val="both"/>
       </w:pPr>
       <w:r>
-        <w:t xml:space="preserve">Dezinfeksiya samaradorligini aniqlash uning haqiqatan maqsadga erishganini tasdiqlash uchun zarur va u uch xil nazorat orqali amalga oshiriladi. Vizual nazorat — tozalik va tartibni ko'z bilan baholash. Kimyoviy nazorat — dezinfeksiyalovchi eritmaning faol modda miqdorini (konsentratsiyasini) tekshirish, chunki kuchsizlangan eritma samarasiz bo'ladi. Bakteriologik nazorat — ishlov berilgan yuzalardan surtmalar (smyvlar) olib, ularda qo'zg'atuvchi yoki sanitariya-ko'rsatkich mikroorganizmlar (masalan, ichak tayoqchasi) qolgan-qolmaganligini laboratoriyada aniqlash. Bakteriologik nazorat samaradorlikning eng ishonchli ko'rsatkichidir [1][2]. Nazorat natijasi musbat bo'lsa, ya'ni ishlov berilgandan keyin ham qo'zg'atuvchi yoki ko'rsatkich mikroorganizm topilsa, dezinfeksiya samarasiz hisoblanadi va qayta o'tkaziladi, sabablari (noto'g'ri konsentratsiya, yetarli bo'lmagan ekspozitsiya, obyektning to'liq qamralmaganligi) tahlil qilinadi. Samaradorlik ko'rsatkichi sifatida ijobiy natijalarning umumiy olingan namunalarga nisbati hisoblanadi. Muntazam o'tkaziladigan bunday nazorat dezinfeksiya ishining sifatini tizimli baholash va yaxshilash imkonini beradi.</w:t>
+        <w:t xml:space="preserve">Epidemiologik tashxisning ahamiyati juda katta, chunki u barcha epidemiyaga qarshi va profilaktik qarorlarning poydevoridir. To'g'ri qo'yilgan tashxis tadbirlarni eng samarali nuqtaga — yetakchi yuqish yo'li yoki asosiy xavf omiliga — yo'naltirish imkonini beradi, bu esa resurslarni tejaydi va natijadorlikni oshiradi. Aksincha, noto'g'ri yoki to'liqsiz tashxis noto'g'ri choralar ko'rilishiga, vaqt va resursning behuda sarflanishiga va epidemiyaning davom etishiga olib keladi. Shu bois epidemiologik tashxis sifatiga alohida e'tibor qaratiladi [1]. Epidemiologik tashxisning yana bir muhim ahamiyati — u bashorat (prognoz) imkonini berishidir: o'tmish qonuniyatlari va joriy holat asosida kasallanishning kelgusi dinamikasini oldindan aytish, mavsumiy ko'tarilishlarga tayyorgarlik ko'rish va resurslarni oldindan taqsimlash mumkin bo'ladi. Shuningdek, tashxis o'tkazilgan tadbirlar natijasini baholashga xizmat qiladi: kasallanishning kutilgan pasayishi yuz berdimi, tadbirlar maqsadga erishdimi — bu savollarga javob ham epidemiologik tashxis doirasida beriladi.</w:t>
       </w:r>
     </w:p>
     <w:p>
@@ -116,7 +116,7 @@
         <w:spacing w:after="80" w:before="160"/>
       </w:pPr>
       <w:r>
-        <w:t xml:space="preserve">Hujjatlashtirish va nazorat</w:t>
+        <w:t xml:space="preserve">Amaliy qo'llanilishi</w:t>
       </w:r>
     </w:p>
     <w:p>
@@ -125,7 +125,7 @@
         <w:jc w:val="both"/>
       </w:pPr>
       <w:r>
-        <w:t xml:space="preserve">O'choqdagi dezinfeksiya tadbirlari hujjatlashtiriladi: o'tkazilgan ish turi, vaqti, ishlatilgan preparat va konsentratsiya qayd etiladi. Bu nazorat tadbir sifatini kuzatish va muammolarni aniqlash imkonini beradi. Dezinfeksiya ishi davlat sanitariya nazorati ostida bo'lib, uning to'g'ri o'tkazilishi tekshiriladi. Dezinfeksiyalovchi vositalar bilan ishlashda xavfsizlik texnikasiga rioya qilish, vositalarni to'g'ri saqlash va yaroqlilik muddatini nazorat qilish ham muhim talablardir [1]. Hujjatlar tahlili ma'lum bir o'choq turida yoki hududda takrorlanuvchi muammolarni aniqlab, dezinfeksiya ishini takomillashtirishga xizmat qiladi. Shuningdek, dezinfeksiya brigadasi xodimlarining malakasini muntazam oshirish va zamonaviy vositalar hamda jihozlar bilan ta'minlash tadbirlar sifatini oshirishning zaruriy sharti hisoblanadi.</w:t>
+        <w:t xml:space="preserve">Epidemiologik tashxis amaliyotning turli bosqichlarida qo'llaniladi: yillik epidemiologik hisobot va rejalashtirishda (retrospektiv tashxis), joriy vaziyatni kuzatish va epidemik noxushlikni erta aniqlashda (operativ tashxis) hamda har bir yangi o'choqni tekshirish va unda chora ko'rishda (o'choqdagi tashxis). Masalan, ovqatdan zaharlanish avj olganda epidemiologik tashxis aybdor mahsulot va uning ifloslanish sababini aniqlab, zudlik bilan mahsulotni muomaladan chiqarish va boshqa tadbirlar uchun asos beradi [1][2]. Boshqa bir misol: ma'lum hududda qizamiq kasallanishi ko'paysa, epidemiologik tashxis uning sababini — emlash qamrovining pasayishini yoki immun qatlamidagi bo'shliqni — aniqlab, qo'shimcha emlash kampaniyasini tashkil etishga olib keladi. Shunday qilib, har bir amaliy qaror ortida epidemiologik tashxis yotadi.</w:t>
       </w:r>
     </w:p>
     <w:p>
@@ -143,7 +143,7 @@
         <w:jc w:val="both"/>
       </w:pPr>
       <w:r>
-        <w:t xml:space="preserve">Yuqumli kasallik o'choqlarida joriy va yakuniy dezinfeksiya yuqish mexanizmini uzadigan muhim epidemiyaga qarshi tadbirdir. Joriy dezinfeksiya bemor manba bo'lib turgan davrda uzluksiz, yakuniy esa manba olib chiqilgach bir marta, tez va to'liq o'tkaziladi. Dezinfeksiya hajmi qo'zg'atuvchi chidamliligiga bog'liq holda belgilanadi; usul to'g'ri tanlanishi va rejimga rioya qilinishi shart. Samaradorlik vizual, kimyoviy va, eng muhimi, bakteriologik nazorat orqali tasdiqlanadi. Shu talablarga rioya qilish va samaradorlikni ob'ektiv nazorat qilish o'choqda infeksiya tarqalishining oldini olishda hal qiluvchi ahamiyatga ega. Demak, dezinfeksiya shunchaki o'tkazilgan ish emas, balki samaradorligi isbotlangan, nazorat qilinadigan va hujjatlashtirilgan tadbir bo'lishi kerak.</w:t>
+        <w:t xml:space="preserve">Epidemiologik tashxis — epidemik vaziyatning holati, sabablari va kelgusi yo'nalishi to'g'risida epidemiologik tahlil asosida chiqariladigan yaxlit xulosa bo'lib, u populyatsiya darajasidagi "tashxis" vazifasini bajaradi. U retrospektiv va operativ turlarga bo'linadi, o'choq darajasida ham qo'yiladi va ko'p manbali ma'lumotlarni sintez qilishga tayanadi. Epidemiologik tashxis barcha profilaktik va epidemiyaga qarshi qarorlarning asosi hisoblanadi; uning to'g'ri va o'z vaqtida qo'yilishi tadbirlar samaradorligini va epidemik jarayonni boshqarishning muvaffaqiyatini belgilaydi. Shu sababli epidemiologik tashxis qo'yish mahorati vrach-epidemiologning eng yuqori darajadagi kasbiy ko'nikmasi hisoblanadi.</w:t>
       </w:r>
     </w:p>
     <w:p>
@@ -165,7 +165,7 @@
         <w:spacing w:after="40"/>
       </w:pPr>
       <w:r>
-        <w:t xml:space="preserve">SanQvaN 0090-25. Dezinfeksiya tadbirlarini o'tkazish ... sanitariya qoidalari, normalari va gigiyena normativlari. O'zR SSV huzuridagi SEO va JSQ qo'mitasi, 2025-yil 5-may, 8-son qaror (Adliya vazirligida 03.06.2025, № 350). URL: https://lex.uz/docs/-7556121</w:t>
+        <w:t xml:space="preserve">Mirtazayev O.M., Zuyeva L.P., Matnazarova G.S. Epidemiologiya. — Toshkent, 2016.</w:t>
       </w:r>
     </w:p>
     <w:p>
@@ -178,20 +178,7 @@
         <w:spacing w:after="40"/>
       </w:pPr>
       <w:r>
-        <w:t xml:space="preserve">Osipova V.L. Dezinfeksiya: o'quv qo'llanma. — Moskva: GEOTAR-Media, 2009.</w:t>
-      </w:r>
-    </w:p>
-    <w:p>
-      <w:pPr>
-        <w:pStyle w:val="ListParagraph"/>
-        <w:numPr>
-          <w:ilvl w:val="0"/>
-          <w:numId w:val="2"/>
-        </w:numPr>
-        <w:spacing w:after="40"/>
-      </w:pPr>
-      <w:r>
-        <w:t xml:space="preserve">Mirtazayev O.M., Zuyeva L.P., Matnazarova G.S. Epidemiologiya. — Toshkent, 2016.</w:t>
+        <w:t xml:space="preserve">Centers for Disease Control and Prevention. Principles of Epidemiology in Public Health Practice, 3rd ed. Atlanta: CDC. URL: https://www.cdc.gov/csels/dsepd/ss1978/index.html</w:t>
       </w:r>
     </w:p>
     <w:sectPr>
@@ -397,6 +384,18 @@
       <w:lvlJc w:val="left"/>
       <w:pPr>
         <w:ind w:left="576" w:hanging="316"/>
+      </w:pPr>
+    </w:lvl>
+  </w:abstractNum>
+  <w:abstractNum w:abstractNumId="90">
+    <w:multiLevelType w:val="hybridMultilevel"/>
+    <w:lvl w:ilvl="0">
+      <w:start w:val="1"/>
+      <w:numFmt w:val="decimal"/>
+      <w:lvlText w:val="%1)"/>
+      <w:lvlJc w:val="left"/>
+      <w:pPr>
+        <w:ind w:left="851" w:hanging="425"/>
       </w:pPr>
     </w:lvl>
   </w:abstractNum>

--- a/javoblar/020.docx
+++ b/javoblar/020.docx
@@ -5,153 +5,296 @@
     <w:p>
       <w:pPr>
         <w:pStyle w:val="Heading1"/>
-        <w:spacing w:after="200"/>
-      </w:pPr>
-      <w:r>
+        <w:spacing w:after="240"/>
+        <w:jc w:val="center"/>
+      </w:pPr>
+      <w:r>
+        <w:rPr>
+          <w:rFonts w:ascii="Times New Roman" w:cs="Times New Roman" w:eastAsia="Times New Roman" w:hAnsi="Times New Roman"/>
+          <w:b/>
+          <w:bCs/>
+          <w:sz w:val="28"/>
+          <w:szCs w:val="28"/>
+        </w:rPr>
         <w:t xml:space="preserve">20. Epidemiologik tashxis va uning ahamiyati</w:t>
       </w:r>
     </w:p>
     <w:p>
       <w:pPr>
-        <w:spacing w:after="120"/>
+        <w:spacing w:after="120" w:line="276"/>
+        <w:ind w:firstLine="567"/>
         <w:jc w:val="both"/>
       </w:pPr>
       <w:r>
+        <w:rPr>
+          <w:rFonts w:ascii="Times New Roman" w:cs="Times New Roman" w:eastAsia="Times New Roman" w:hAnsi="Times New Roman"/>
+          <w:sz w:val="28"/>
+          <w:szCs w:val="28"/>
+        </w:rPr>
         <w:t xml:space="preserve">Epidemiologik tashxis — aholi orasidagi epidemik vaziyatning holati, uning yuzaga kelish sabablari, rivojlanish shart-sharoitlari va kelgusi yo'nalishi to'g'risida epidemiologik tahlil asosida chiqariladigan yaxlit xulosadir. Agar klinik tashxis alohida bemorning kasalligini aniqlasa, epidemiologik tashxis butun populyatsiya darajasidagi kasallanish holatini "tashxislaydi". Epidemiologik tashxis epidemiologik nazorat va epidemiyaga qarshi ishning markaziy bo'g'ini bo'lib, aynan u asosida barcha profilaktik va epidemiyaga qarshi qarorlar qabul qilinadi [1]. U epidemiologik tahlil bilan tadbirlar rejalashtirish o'rtasidagi bog'lovchi halqa vazifasini bajaradi.</w:t>
       </w:r>
     </w:p>
     <w:p>
       <w:pPr>
         <w:pStyle w:val="Heading2"/>
-        <w:spacing w:after="80" w:before="160"/>
-      </w:pPr>
-      <w:r>
+        <w:spacing w:after="100" w:before="200"/>
+      </w:pPr>
+      <w:r>
+        <w:rPr>
+          <w:rFonts w:ascii="Times New Roman" w:cs="Times New Roman" w:eastAsia="Times New Roman" w:hAnsi="Times New Roman"/>
+          <w:b/>
+          <w:bCs/>
+          <w:sz w:val="28"/>
+          <w:szCs w:val="28"/>
+        </w:rPr>
         <w:t xml:space="preserve">Epidemiologik tashxisning mohiyati</w:t>
       </w:r>
     </w:p>
     <w:p>
       <w:pPr>
-        <w:spacing w:after="120"/>
+        <w:spacing w:after="120" w:line="276"/>
+        <w:ind w:firstLine="567"/>
         <w:jc w:val="both"/>
       </w:pPr>
       <w:r>
+        <w:rPr>
+          <w:rFonts w:ascii="Times New Roman" w:cs="Times New Roman" w:eastAsia="Times New Roman" w:hAnsi="Times New Roman"/>
+          <w:sz w:val="28"/>
+          <w:szCs w:val="28"/>
+        </w:rPr>
         <w:t xml:space="preserve">Epidemiologik tashxis uch asosiy savolga javob beradi: epidemik vaziyat qanday (kasallanish darajasi, dinamikasi, taqsimoti)? U nima uchun shunday (sabablari va xavf omillari)? Va u qanday rivojlanadi (bashorat)? Bu savollarga javob berish uchun retrospektiv va operativ epidemiologik tahlil natijalari, laboratoriya ma'lumotlari, sanitariya-gigiyenik baholash va o'choqni tekshirish natijalari birlashtiriladi. Shunday qilib, epidemiologik tashxis — ko'p manbali ma'lumotlarni sintez qilish mahsulidir va u faqat tavsiflash bilan cheklanmay, sababiy bog'lanishlarni ham ochib beradi [1]. Bu jihat uni oddiy statistik hisobotdan farqlaydi: hisobot faqat raqamlarni keltirsa, tashxis ularni izohlaydi, sabablarini tushuntiradi va amaliy xulosaga olib keladi. Epidemiologik tashxis mantiqiy tahlil, qiyoslash va gipotezalarni tekshirish asosida shakllantiriladi; shu bois u ilmiy asoslangan, dalillarga tayangan xulosa hisoblanadi va sub'ektiv taxminlardan ustun turadi.</w:t>
       </w:r>
     </w:p>
     <w:p>
       <w:pPr>
         <w:pStyle w:val="Heading2"/>
-        <w:spacing w:after="80" w:before="160"/>
-      </w:pPr>
-      <w:r>
+        <w:spacing w:after="100" w:before="200"/>
+      </w:pPr>
+      <w:r>
+        <w:rPr>
+          <w:rFonts w:ascii="Times New Roman" w:cs="Times New Roman" w:eastAsia="Times New Roman" w:hAnsi="Times New Roman"/>
+          <w:b/>
+          <w:bCs/>
+          <w:sz w:val="28"/>
+          <w:szCs w:val="28"/>
+        </w:rPr>
         <w:t xml:space="preserve">Tashxisning tarkibiy qismlari</w:t>
       </w:r>
     </w:p>
     <w:p>
       <w:pPr>
-        <w:spacing w:after="120"/>
+        <w:spacing w:after="120" w:line="276"/>
+        <w:ind w:firstLine="567"/>
         <w:jc w:val="both"/>
       </w:pPr>
       <w:r>
+        <w:rPr>
+          <w:rFonts w:ascii="Times New Roman" w:cs="Times New Roman" w:eastAsia="Times New Roman" w:hAnsi="Times New Roman"/>
+          <w:sz w:val="28"/>
+          <w:szCs w:val="28"/>
+        </w:rPr>
         <w:t xml:space="preserve">To'liq epidemiologik tashxis bir necha tarkibiy qismdan iborat: kasallanishning hozirgi darajasini va dinamikasini baholash; kasallanishning hududlar, aholi guruhlari va vaqt bo'yicha taqsimotini aniqlash; epidemik jarayonni belgilovchi sabablar va xavf omillarini (ijtimoiy, tabiiy, biologik) aniqlash; faol ta'sir qiluvchi omillarni (yetakchi yuqish yo'lini) belgilash; va epidemik vaziyatning kelgusi rivojlanishini bashorat qilish. Bu qismlar birgalikda vaziyatning yaxlit manzarasini yaratadi va tadbirlarni maqsadli yo'naltirishga imkon beradi [1]. Alohida ta'kidlash joizki, epidemiologik tashxisda "faol ta'sir qiluvchi omil" tushunchasi markaziy o'rin tutadi — bu aynan shu vaziyatda kasallikni tarqatayotgan asosiy omil bo'lib, unga ta'sir qilish epidemiyani to'xtatadi. Bu omilni to'g'ri aniqlash tashxisning eng muhim va eng qiyin bosqichi hisoblanadi, chunki u ko'plab ehtimoliy sabablar ichidan haqiqiysini ajratib olishni talab qiladi.</w:t>
       </w:r>
     </w:p>
     <w:p>
       <w:pPr>
         <w:pStyle w:val="Heading2"/>
-        <w:spacing w:after="80" w:before="160"/>
-      </w:pPr>
-      <w:r>
+        <w:spacing w:after="100" w:before="200"/>
+      </w:pPr>
+      <w:r>
+        <w:rPr>
+          <w:rFonts w:ascii="Times New Roman" w:cs="Times New Roman" w:eastAsia="Times New Roman" w:hAnsi="Times New Roman"/>
+          <w:b/>
+          <w:bCs/>
+          <w:sz w:val="28"/>
+          <w:szCs w:val="28"/>
+        </w:rPr>
         <w:t xml:space="preserve">Operativ va retrospektiv tashxis</w:t>
       </w:r>
     </w:p>
     <w:p>
       <w:pPr>
-        <w:spacing w:after="120"/>
+        <w:spacing w:after="120" w:line="276"/>
+        <w:ind w:firstLine="567"/>
         <w:jc w:val="both"/>
       </w:pPr>
       <w:r>
+        <w:rPr>
+          <w:rFonts w:ascii="Times New Roman" w:cs="Times New Roman" w:eastAsia="Times New Roman" w:hAnsi="Times New Roman"/>
+          <w:sz w:val="28"/>
+          <w:szCs w:val="28"/>
+        </w:rPr>
         <w:t xml:space="preserve">O'tkazilish vaqtiga ko'ra epidemiologik tashxis ikki turga bo'linadi. Retrospektiv epidemiologik tashxis o'tgan davr ma'lumotlari asosida qo'yiladi va kasallanishning qonuniyatlarini, barqaror sabablarini aniqlab, uzoq muddatli profilaktik dasturlar uchun asos bo'ladi. Operativ (joriy) epidemiologik tashxis esa real vaqt rejimida, joriy vaziyatni baholash asosida qo'yiladi va tezkor epidemiyaga qarshi qarorlar uchun xizmat qiladi. Ikkala tur ham o'z tahlil usuliga tayanadi va bir-birini to'ldiradi; birgalikda ular epidemik jarayonning to'liq va dinamik tasavvurini beradi [1].</w:t>
       </w:r>
     </w:p>
     <w:p>
       <w:pPr>
         <w:pStyle w:val="Heading2"/>
-        <w:spacing w:after="80" w:before="160"/>
-      </w:pPr>
-      <w:r>
+        <w:spacing w:after="100" w:before="200"/>
+      </w:pPr>
+      <w:r>
+        <w:rPr>
+          <w:rFonts w:ascii="Times New Roman" w:cs="Times New Roman" w:eastAsia="Times New Roman" w:hAnsi="Times New Roman"/>
+          <w:b/>
+          <w:bCs/>
+          <w:sz w:val="28"/>
+          <w:szCs w:val="28"/>
+        </w:rPr>
         <w:t xml:space="preserve">O'choqdagi epidemiologik tashxis</w:t>
       </w:r>
     </w:p>
     <w:p>
       <w:pPr>
-        <w:spacing w:after="120"/>
+        <w:spacing w:after="120" w:line="276"/>
+        <w:ind w:firstLine="567"/>
         <w:jc w:val="both"/>
       </w:pPr>
       <w:r>
+        <w:rPr>
+          <w:rFonts w:ascii="Times New Roman" w:cs="Times New Roman" w:eastAsia="Times New Roman" w:hAnsi="Times New Roman"/>
+          <w:sz w:val="28"/>
+          <w:szCs w:val="28"/>
+        </w:rPr>
         <w:t xml:space="preserve">Amaliy ishda tez-tez uchraydigan vazifa — alohida epidemik o'choqda epidemiologik tashxis qo'yishdir. Bemor aniqlangach, epidemiolog o'choqni tekshiradi, epidemiologik anamnez yig'adi va infeksiya manbaini, yuqish yo'lini, omillarini hamda muloqotda bo'lgan shaxslarni aniqlaydi. Shu asosda o'choqdagi epidemiologik tashxis qo'yiladi: infeksiya qayerdan kelgan, qanday yuqqan va yana kimga yuqishi mumkin. Bu tashxis o'choqdagi aniq tadbirlar majmuasini (dezinfeksiya, muloqotdagilarni kuzatish, shoshilinch profilaktika, laboratoriya tekshiruvi) belgilaydi [1][2]. O'choqdagi tashxisning sifati epidemiolog yig'gan ma'lumotlarning to'liqligiga, laboratoriya natijalariga va vaziyatni to'g'ri talqin qila olishiga bog'liq. Agar manba yoki yuqish yo'li noto'g'ri aniqlansa, ko'rilgan choralar samarasiz bo'ladi va kasallik tarqalishda davom etadi. Shu bois o'choqdagi tashxis tez, ammo asoslangan va aniq bo'lishi talab etiladi.</w:t>
       </w:r>
     </w:p>
     <w:p>
       <w:pPr>
         <w:pStyle w:val="Heading2"/>
-        <w:spacing w:after="80" w:before="160"/>
-      </w:pPr>
-      <w:r>
+        <w:spacing w:after="100" w:before="200"/>
+      </w:pPr>
+      <w:r>
+        <w:rPr>
+          <w:rFonts w:ascii="Times New Roman" w:cs="Times New Roman" w:eastAsia="Times New Roman" w:hAnsi="Times New Roman"/>
+          <w:b/>
+          <w:bCs/>
+          <w:sz w:val="28"/>
+          <w:szCs w:val="28"/>
+        </w:rPr>
         <w:t xml:space="preserve">Tashxisning ahamiyati</w:t>
       </w:r>
     </w:p>
     <w:p>
       <w:pPr>
-        <w:spacing w:after="120"/>
+        <w:spacing w:after="120" w:line="276"/>
+        <w:ind w:firstLine="567"/>
         <w:jc w:val="both"/>
       </w:pPr>
       <w:r>
+        <w:rPr>
+          <w:rFonts w:ascii="Times New Roman" w:cs="Times New Roman" w:eastAsia="Times New Roman" w:hAnsi="Times New Roman"/>
+          <w:sz w:val="28"/>
+          <w:szCs w:val="28"/>
+        </w:rPr>
         <w:t xml:space="preserve">Epidemiologik tashxisning ahamiyati juda katta, chunki u barcha epidemiyaga qarshi va profilaktik qarorlarning poydevoridir. To'g'ri qo'yilgan tashxis tadbirlarni eng samarali nuqtaga — yetakchi yuqish yo'li yoki asosiy xavf omiliga — yo'naltirish imkonini beradi, bu esa resurslarni tejaydi va natijadorlikni oshiradi. Aksincha, noto'g'ri yoki to'liqsiz tashxis noto'g'ri choralar ko'rilishiga, vaqt va resursning behuda sarflanishiga va epidemiyaning davom etishiga olib keladi. Shu bois epidemiologik tashxis sifatiga alohida e'tibor qaratiladi [1]. Epidemiologik tashxisning yana bir muhim ahamiyati — u bashorat (prognoz) imkonini berishidir: o'tmish qonuniyatlari va joriy holat asosida kasallanishning kelgusi dinamikasini oldindan aytish, mavsumiy ko'tarilishlarga tayyorgarlik ko'rish va resurslarni oldindan taqsimlash mumkin bo'ladi. Shuningdek, tashxis o'tkazilgan tadbirlar natijasini baholashga xizmat qiladi: kasallanishning kutilgan pasayishi yuz berdimi, tadbirlar maqsadga erishdimi — bu savollarga javob ham epidemiologik tashxis doirasida beriladi.</w:t>
       </w:r>
     </w:p>
     <w:p>
       <w:pPr>
         <w:pStyle w:val="Heading2"/>
-        <w:spacing w:after="80" w:before="160"/>
-      </w:pPr>
-      <w:r>
+        <w:spacing w:after="100" w:before="200"/>
+      </w:pPr>
+      <w:r>
+        <w:rPr>
+          <w:rFonts w:ascii="Times New Roman" w:cs="Times New Roman" w:eastAsia="Times New Roman" w:hAnsi="Times New Roman"/>
+          <w:b/>
+          <w:bCs/>
+          <w:sz w:val="28"/>
+          <w:szCs w:val="28"/>
+        </w:rPr>
         <w:t xml:space="preserve">Amaliy qo'llanilishi</w:t>
       </w:r>
     </w:p>
     <w:p>
       <w:pPr>
-        <w:spacing w:after="120"/>
+        <w:spacing w:after="120" w:line="276"/>
+        <w:ind w:firstLine="567"/>
         <w:jc w:val="both"/>
       </w:pPr>
       <w:r>
+        <w:rPr>
+          <w:rFonts w:ascii="Times New Roman" w:cs="Times New Roman" w:eastAsia="Times New Roman" w:hAnsi="Times New Roman"/>
+          <w:sz w:val="28"/>
+          <w:szCs w:val="28"/>
+        </w:rPr>
         <w:t xml:space="preserve">Epidemiologik tashxis amaliyotning turli bosqichlarida qo'llaniladi: yillik epidemiologik hisobot va rejalashtirishda (retrospektiv tashxis), joriy vaziyatni kuzatish va epidemik noxushlikni erta aniqlashda (operativ tashxis) hamda har bir yangi o'choqni tekshirish va unda chora ko'rishda (o'choqdagi tashxis). Masalan, ovqatdan zaharlanish avj olganda epidemiologik tashxis aybdor mahsulot va uning ifloslanish sababini aniqlab, zudlik bilan mahsulotni muomaladan chiqarish va boshqa tadbirlar uchun asos beradi [1][2]. Boshqa bir misol: ma'lum hududda qizamiq kasallanishi ko'paysa, epidemiologik tashxis uning sababini — emlash qamrovining pasayishini yoki immun qatlamidagi bo'shliqni — aniqlab, qo'shimcha emlash kampaniyasini tashkil etishga olib keladi. Shunday qilib, har bir amaliy qaror ortida epidemiologik tashxis yotadi.</w:t>
       </w:r>
     </w:p>
     <w:p>
       <w:pPr>
         <w:pStyle w:val="Heading2"/>
-        <w:spacing w:after="80" w:before="160"/>
-      </w:pPr>
-      <w:r>
+        <w:spacing w:after="100" w:before="200"/>
+      </w:pPr>
+      <w:r>
+        <w:rPr>
+          <w:rFonts w:ascii="Times New Roman" w:cs="Times New Roman" w:eastAsia="Times New Roman" w:hAnsi="Times New Roman"/>
+          <w:b/>
+          <w:bCs/>
+          <w:sz w:val="28"/>
+          <w:szCs w:val="28"/>
+        </w:rPr>
+        <w:t xml:space="preserve">Tashxis bosqichlari va xavf omili tushunchasi</w:t>
+      </w:r>
+    </w:p>
+    <w:p>
+      <w:pPr>
+        <w:spacing w:after="120" w:line="276"/>
+        <w:ind w:firstLine="567"/>
+        <w:jc w:val="both"/>
+      </w:pPr>
+      <w:r>
+        <w:rPr>
+          <w:rFonts w:ascii="Times New Roman" w:cs="Times New Roman" w:eastAsia="Times New Roman" w:hAnsi="Times New Roman"/>
+          <w:sz w:val="28"/>
+          <w:szCs w:val="28"/>
+        </w:rPr>
+        <w:t xml:space="preserve">Darslikka ko'ra, epidemiologik tahlil uch bosqichda olib boriladi: epidemiologik ma'lumotlar yig'ish, tasvirlash va tahlil (analitik) bosqichlari; xavf omillari to'g'risidagi epidemiologik tashxisni asoslash shu tahlilning natijasidir [1]. Ma'lumotlar yig'ish eng muhim bosqich bo'lib, bu bosqichda yo'l qo'yilgan xatolarni amalda bartaraf etib bo'lmaydi [1]. Sabab-oqibat bog'lanishlari ehtimoliy xarakterga ega: sifatsiz suv ichgan har bir kishi ich terlama bilan kasallanavermaydi, ammo sifatsiz suvni iste'mol qilish kasallanishning ko'payishiga olib kelishi mumkin; shu sababli "xavf omili" atamasi sababning mutlaq kuchini emas, ta'sir etish ehtimolini ifodalaydi [1]. Xalqaro adabiyotda ham determinantlarni izlash analitik epidemiologiyaning vazifasi sanaladi [3].</w:t>
+      </w:r>
+    </w:p>
+    <w:p>
+      <w:pPr>
+        <w:pStyle w:val="Heading2"/>
+        <w:spacing w:after="100" w:before="200"/>
+      </w:pPr>
+      <w:r>
+        <w:rPr>
+          <w:rFonts w:ascii="Times New Roman" w:cs="Times New Roman" w:eastAsia="Times New Roman" w:hAnsi="Times New Roman"/>
+          <w:b/>
+          <w:bCs/>
+          <w:sz w:val="28"/>
+          <w:szCs w:val="28"/>
+        </w:rPr>
         <w:t xml:space="preserve">Xulosa</w:t>
       </w:r>
     </w:p>
     <w:p>
       <w:pPr>
-        <w:spacing w:after="120"/>
+        <w:spacing w:after="120" w:line="276"/>
+        <w:ind w:firstLine="567"/>
         <w:jc w:val="both"/>
       </w:pPr>
       <w:r>
-        <w:t xml:space="preserve">Epidemiologik tashxis — epidemik vaziyatning holati, sabablari va kelgusi yo'nalishi to'g'risida epidemiologik tahlil asosida chiqariladigan yaxlit xulosa bo'lib, u populyatsiya darajasidagi "tashxis" vazifasini bajaradi. U retrospektiv va operativ turlarga bo'linadi, o'choq darajasida ham qo'yiladi va ko'p manbali ma'lumotlarni sintez qilishga tayanadi. Epidemiologik tashxis barcha profilaktik va epidemiyaga qarshi qarorlarning asosi hisoblanadi; uning to'g'ri va o'z vaqtida qo'yilishi tadbirlar samaradorligini va epidemik jarayonni boshqarishning muvaffaqiyatini belgilaydi. Shu sababli epidemiologik tashxis qo'yish mahorati vrach-epidemiologning eng yuqori darajadagi kasbiy ko'nikmasi hisoblanadi.</w:t>
+        <w:rPr>
+          <w:rFonts w:ascii="Times New Roman" w:cs="Times New Roman" w:eastAsia="Times New Roman" w:hAnsi="Times New Roman"/>
+          <w:sz w:val="28"/>
+          <w:szCs w:val="28"/>
+        </w:rPr>
+        <w:t xml:space="preserve">Epidemiologik tashxis — epidemik vaziyatning holati, sabablari va kelgusi yo'nalishi to'g'risida epidemiologik tahlil asosida chiqariladigan yaxlit xulosa bo'lib, u populyatsiya darajasidagi "tashxis" vazifasini bajaradi. U retrospektiv va operativ turlarga bo'linadi, o'choq darajasida ham qo'yiladi va ko'p manbali ma'lumotlarni sintez qilishga tayanadi. Epidemiologik tashxis barcha profilaktik va epidemiyaga qarshi qarorlarning asosi hisoblanadi; uning to'g'ri va o'z vaqtida qo'yilishi tadbirlar samaradorligini va epidemik jarayonni boshqarishning muvaffaqiyatini belgilaydi. Shu sababli epidemiologik tashxis qo'yish mahorati vrach-epidemiologning eng yuqori darajadagi kasbiy ko'nikmasi hisoblanadi. Snouning tekshiruvi tavsifiy tahlildan gipoteza hosil qilish, uni sinash va amaliy chora ko'rishgacha bo'lgan izchillikni ko'rsatadi: nuqtali xarita, suv kompaniyalari bo'yicha taqqoslash va suv olish joyini o'zgartirish [4]. Qonun gumon qilinganlarni ajratish, muloqotda bo'lganlarni tekshirish va yuqish yo'llarini aniqlashni o'choqdagi majburiy chora sifatida belgilaydi; epidemiologik tashxis bu choralarni asoslaydi [5]. Yo'riqnomada epidemiologik tekshiruvni boshlash qarorini epidemiolog epidemik vaziyat va retrospektiv tahlil ma'lumotlariga qarab belgilashi ko'rsatilgan [6].</w:t>
       </w:r>
     </w:p>
     <w:p>
       <w:pPr>
         <w:pStyle w:val="Heading2"/>
-        <w:spacing w:after="80" w:before="220"/>
-      </w:pPr>
-      <w:r>
+        <w:spacing w:after="100" w:before="280"/>
+      </w:pPr>
+      <w:r>
+        <w:rPr>
+          <w:rFonts w:ascii="Times New Roman" w:cs="Times New Roman" w:eastAsia="Times New Roman" w:hAnsi="Times New Roman"/>
+          <w:b/>
+          <w:bCs/>
+          <w:sz w:val="28"/>
+          <w:szCs w:val="28"/>
+        </w:rPr>
         <w:t xml:space="preserve">Foydalanilgan adabiyotlar</w:t>
       </w:r>
     </w:p>
@@ -162,10 +305,15 @@
           <w:ilvl w:val="0"/>
           <w:numId w:val="2"/>
         </w:numPr>
-        <w:spacing w:after="40"/>
-      </w:pPr>
-      <w:r>
-        <w:t xml:space="preserve">Mirtazayev O.M., Zuyeva L.P., Matnazarova G.S. Epidemiologiya. — Toshkent, 2016.</w:t>
+        <w:spacing w:after="80" w:line="260"/>
+      </w:pPr>
+      <w:r>
+        <w:rPr>
+          <w:rFonts w:ascii="Times New Roman" w:cs="Times New Roman" w:eastAsia="Times New Roman" w:hAnsi="Times New Roman"/>
+          <w:sz w:val="28"/>
+          <w:szCs w:val="28"/>
+        </w:rPr>
+        <w:t xml:space="preserve">Mirtazayev O.M., Zueva L.P., Matnazarova G.S. Epidemiologiya (darslik). Toshkent, 2016. Manba: xayrullokomilov.uz/kutubxona, material № 2356 (matn kirill yozuvida; sahifalar matnda ko'rsatilgan).</w:t>
       </w:r>
     </w:p>
     <w:p>
@@ -175,15 +323,92 @@
           <w:ilvl w:val="0"/>
           <w:numId w:val="2"/>
         </w:numPr>
-        <w:spacing w:after="40"/>
-      </w:pPr>
-      <w:r>
-        <w:t xml:space="preserve">Centers for Disease Control and Prevention. Principles of Epidemiology in Public Health Practice, 3rd ed. Atlanta: CDC. URL: https://www.cdc.gov/csels/dsepd/ss1978/index.html</w:t>
+        <w:spacing w:after="80" w:line="260"/>
+      </w:pPr>
+      <w:r>
+        <w:rPr>
+          <w:rFonts w:ascii="Times New Roman" w:cs="Times New Roman" w:eastAsia="Times New Roman" w:hAnsi="Times New Roman"/>
+          <w:sz w:val="28"/>
+          <w:szCs w:val="28"/>
+        </w:rPr>
+        <w:t xml:space="preserve">CDC. Principles of Epidemiology in Public Health Practice (SS1978), Lesson 1: Introduction to Epidemiology. URL: https://archive.cdc.gov/www_cdc_gov/csels/dsepd/ss1978/lesson1/index.html (kirilgan sana: 30.10.2026).</w:t>
+      </w:r>
+    </w:p>
+    <w:p>
+      <w:pPr>
+        <w:pStyle w:val="ListParagraph"/>
+        <w:numPr>
+          <w:ilvl w:val="0"/>
+          <w:numId w:val="2"/>
+        </w:numPr>
+        <w:spacing w:after="80" w:line="260"/>
+      </w:pPr>
+      <w:r>
+        <w:rPr>
+          <w:rFonts w:ascii="Times New Roman" w:cs="Times New Roman" w:eastAsia="Times New Roman" w:hAnsi="Times New Roman"/>
+          <w:sz w:val="28"/>
+          <w:szCs w:val="28"/>
+        </w:rPr>
+        <w:t xml:space="preserve">CDC. Principles of Epidemiology in Public Health Practice (SS1978), Lesson 1, Section 1: Definition of Epidemiology. URL: https://archive.cdc.gov/www_cdc_gov/csels/dsepd/ss1978/lesson1/section1.html (kirilgan sana: 30.10.2026).</w:t>
+      </w:r>
+    </w:p>
+    <w:p>
+      <w:pPr>
+        <w:pStyle w:val="ListParagraph"/>
+        <w:numPr>
+          <w:ilvl w:val="0"/>
+          <w:numId w:val="2"/>
+        </w:numPr>
+        <w:spacing w:after="80" w:line="260"/>
+      </w:pPr>
+      <w:r>
+        <w:rPr>
+          <w:rFonts w:ascii="Times New Roman" w:cs="Times New Roman" w:eastAsia="Times New Roman" w:hAnsi="Times New Roman"/>
+          <w:sz w:val="28"/>
+          <w:szCs w:val="28"/>
+        </w:rPr>
+        <w:t xml:space="preserve">CDC. Principles of Epidemiology in Public Health Practice (SS1978), Lesson 1, Section 2: Historical Evolution of Epidemiology. URL: https://archive.cdc.gov/www_cdc_gov/csels/dsepd/ss1978/lesson1/section2.html (kirilgan sana: 30.10.2026).</w:t>
+      </w:r>
+    </w:p>
+    <w:p>
+      <w:pPr>
+        <w:pStyle w:val="ListParagraph"/>
+        <w:numPr>
+          <w:ilvl w:val="0"/>
+          <w:numId w:val="2"/>
+        </w:numPr>
+        <w:spacing w:after="80" w:line="260"/>
+      </w:pPr>
+      <w:r>
+        <w:rPr>
+          <w:rFonts w:ascii="Times New Roman" w:cs="Times New Roman" w:eastAsia="Times New Roman" w:hAnsi="Times New Roman"/>
+          <w:sz w:val="28"/>
+          <w:szCs w:val="28"/>
+        </w:rPr>
+        <w:t xml:space="preserve">O'zbekiston Respublikasining "Aholining sanitariya-epidemiologik osoyishtaligi to'g'risida"gi Qonuni (Qonunchilik palatasi 2015-yil 15-iyulda qabul qilgan, Senat 2015-yil 6-avgustda ma'qullagan), 32-modda. URL: https://lex.uz/docs/2732587. Manba: xayrullokomilov.uz/kutubxona, material № 201 (matn kirill yozuvida; asosiy raqami matnda ko'rsatilmagan — tasdiqlanmagan).</w:t>
+      </w:r>
+    </w:p>
+    <w:p>
+      <w:pPr>
+        <w:pStyle w:val="ListParagraph"/>
+        <w:numPr>
+          <w:ilvl w:val="0"/>
+          <w:numId w:val="2"/>
+        </w:numPr>
+        <w:spacing w:after="80" w:line="260"/>
+      </w:pPr>
+      <w:r>
+        <w:rPr>
+          <w:rFonts w:ascii="Times New Roman" w:cs="Times New Roman" w:eastAsia="Times New Roman" w:hAnsi="Times New Roman"/>
+          <w:sz w:val="28"/>
+          <w:szCs w:val="28"/>
+        </w:rPr>
+        <w:t xml:space="preserve">O'zbekiston Respublikasi Sog'liqni saqlash vazirining 25.03.2015-yildagi buyrug'iga 1-ilova: o'tkir ichak infeksiyalarini oldini olish borasidagi yo'riqnoma, 6-bo'lim. Manba: xayrullokomilov.uz/kutubxona, material № 436 (kutubxonada "Buyruq № 122"; hujjat ichida "125-son" va "122-son" ikkalasi uchraydi — raqam tasdiqlanmagan; matn kirill yozuvida).</w:t>
       </w:r>
     </w:p>
     <w:sectPr>
       <w:pgSz w:w="11906" w:h="16838" w:orient="portrait"/>
-      <w:pgMar w:top="1134" w:right="850" w:bottom="1134" w:left="1418" w:header="708" w:footer="708" w:gutter="0"/>
+      <w:pgMar w:top="1134" w:right="850" w:bottom="1134" w:left="1701" w:header="708" w:footer="708" w:gutter="0"/>
       <w:pgNumType/>
       <w:docGrid w:linePitch="360"/>
     </w:sectPr>
@@ -355,48 +580,17 @@
     <w:multiLevelType w:val="hybridMultilevel"/>
     <w:lvl w:ilvl="0" w:tentative="1">
       <w:start w:val="1"/>
-      <w:numFmt w:val="bullet"/>
-      <w:lvlText w:val="•"/>
+      <w:numFmt w:val="decimal"/>
+      <w:lvlText w:val="[%1]"/>
       <w:lvlJc w:val="left"/>
       <w:pPr>
-        <w:ind w:left="576" w:hanging="316"/>
-      </w:pPr>
-    </w:lvl>
-  </w:abstractNum>
-  <w:abstractNum w:abstractNumId="3" w15:restartNumberingAfterBreak="0">
-    <w:multiLevelType w:val="hybridMultilevel"/>
-    <w:lvl w:ilvl="0" w:tentative="1">
-      <w:start w:val="1"/>
-      <w:numFmt w:val="decimal"/>
-      <w:lvlText w:val="%1."/>
-      <w:lvlJc w:val="left"/>
-      <w:pPr>
-        <w:ind w:left="576" w:hanging="316"/>
-      </w:pPr>
-    </w:lvl>
-  </w:abstractNum>
-  <w:abstractNum w:abstractNumId="4" w15:restartNumberingAfterBreak="0">
-    <w:multiLevelType w:val="hybridMultilevel"/>
-    <w:lvl w:ilvl="0" w:tentative="1">
-      <w:start w:val="1"/>
-      <w:numFmt w:val="decimal"/>
-      <w:lvlText w:val="%1."/>
-      <w:lvlJc w:val="left"/>
-      <w:pPr>
-        <w:ind w:left="576" w:hanging="316"/>
-      </w:pPr>
-    </w:lvl>
-  </w:abstractNum>
-  <w:abstractNum w:abstractNumId="90">
-    <w:multiLevelType w:val="hybridMultilevel"/>
-    <w:lvl w:ilvl="0">
-      <w:start w:val="1"/>
-      <w:numFmt w:val="decimal"/>
-      <w:lvlText w:val="%1)"/>
-      <w:lvlJc w:val="left"/>
-      <w:pPr>
-        <w:ind w:left="851" w:hanging="425"/>
-      </w:pPr>
+        <w:ind w:left="720" w:hanging="720"/>
+      </w:pPr>
+      <w:rPr>
+        <w:rFonts w:ascii="Times New Roman" w:cs="Times New Roman" w:eastAsia="Times New Roman" w:hAnsi="Times New Roman"/>
+        <w:sz w:val="28"/>
+        <w:szCs w:val="28"/>
+      </w:rPr>
     </w:lvl>
   </w:abstractNum>
   <w:num w:numId="1">
@@ -406,7 +600,7 @@
     </w:lvlOverride>
   </w:num>
   <w:num w:numId="2">
-    <w:abstractNumId w:val="4"/>
+    <w:abstractNumId w:val="2"/>
     <w:lvlOverride w:ilvl="0">
       <w:startOverride w:val="1"/>
     </w:lvlOverride>
@@ -420,8 +614,8 @@
     <w:rPrDefault>
       <w:rPr>
         <w:rFonts w:ascii="Times New Roman" w:cs="Times New Roman" w:eastAsia="Times New Roman" w:hAnsi="Times New Roman"/>
-        <w:sz w:val="24"/>
-        <w:szCs w:val="24"/>
+        <w:sz w:val="28"/>
+        <w:szCs w:val="28"/>
       </w:rPr>
     </w:rPrDefault>
     <w:pPrDefault/>
@@ -556,7 +750,7 @@
     <w:unhideWhenUsed/>
     <w:pPr>
       <w:spacing w:after="100"/>
-      <w:ind w:left="240"/>
+      <w:ind w:left="280"/>
     </w:pPr>
   </w:style>
   <w:style w:type="paragraph" w:styleId="TOC3">
@@ -568,7 +762,7 @@
     <w:unhideWhenUsed/>
     <w:pPr>
       <w:spacing w:after="100"/>
-      <w:ind w:left="480"/>
+      <w:ind w:left="560"/>
     </w:pPr>
   </w:style>
   <w:style w:type="paragraph" w:styleId="TOC4">
@@ -580,7 +774,7 @@
     <w:unhideWhenUsed/>
     <w:pPr>
       <w:spacing w:after="100"/>
-      <w:ind w:left="720"/>
+      <w:ind w:left="840"/>
     </w:pPr>
   </w:style>
   <w:style w:type="paragraph" w:styleId="TOC5">
@@ -592,7 +786,7 @@
     <w:unhideWhenUsed/>
     <w:pPr>
       <w:spacing w:after="100"/>
-      <w:ind w:left="960"/>
+      <w:ind w:left="1120"/>
     </w:pPr>
   </w:style>
   <w:style w:type="paragraph" w:styleId="TOC6">
@@ -604,7 +798,7 @@
     <w:unhideWhenUsed/>
     <w:pPr>
       <w:spacing w:after="100"/>
-      <w:ind w:left="1200"/>
+      <w:ind w:left="1400"/>
     </w:pPr>
   </w:style>
   <w:style w:type="paragraph" w:styleId="TOC7">
@@ -616,7 +810,7 @@
     <w:unhideWhenUsed/>
     <w:pPr>
       <w:spacing w:after="100"/>
-      <w:ind w:left="1440"/>
+      <w:ind w:left="1680"/>
     </w:pPr>
   </w:style>
   <w:style w:type="paragraph" w:styleId="TOC8">
@@ -628,7 +822,7 @@
     <w:unhideWhenUsed/>
     <w:pPr>
       <w:spacing w:after="100"/>
-      <w:ind w:left="1680"/>
+      <w:ind w:left="1960"/>
     </w:pPr>
   </w:style>
   <w:style w:type="paragraph" w:styleId="TOC9">
@@ -640,7 +834,7 @@
     <w:unhideWhenUsed/>
     <w:pPr>
       <w:spacing w:after="100"/>
-      <w:ind w:left="1920"/>
+      <w:ind w:left="2240"/>
     </w:pPr>
   </w:style>
   <w:style w:type="character" w:styleId="Hyperlink">
@@ -740,15 +934,16 @@
     <w:next w:val="Normal"/>
     <w:qFormat/>
     <w:pPr>
-      <w:spacing w:after="200"/>
-      <w:jc w:val="center"/>
+      <w:spacing w:after="240" w:before="0"/>
+      <w:outlineLvl w:val="0"/>
     </w:pPr>
     <w:rPr>
       <w:rFonts w:ascii="Times New Roman" w:cs="Times New Roman" w:eastAsia="Times New Roman" w:hAnsi="Times New Roman"/>
       <w:b/>
       <w:bCs/>
-      <w:sz w:val="28"/>
-      <w:szCs w:val="28"/>
+      <w:color w:val="000000"/>
+      <w:sz w:val="30"/>
+      <w:szCs w:val="30"/>
     </w:rPr>
   </w:style>
   <w:style w:type="paragraph" w:styleId="Heading2">
@@ -756,12 +951,17 @@
     <w:basedOn w:val="Normal"/>
     <w:next w:val="Normal"/>
     <w:qFormat/>
+    <w:pPr>
+      <w:spacing w:after="100" w:before="200"/>
+      <w:outlineLvl w:val="1"/>
+    </w:pPr>
     <w:rPr>
       <w:rFonts w:ascii="Times New Roman" w:cs="Times New Roman" w:eastAsia="Times New Roman" w:hAnsi="Times New Roman"/>
       <w:b/>
       <w:bCs/>
-      <w:sz w:val="26"/>
-      <w:szCs w:val="26"/>
+      <w:color w:val="000000"/>
+      <w:sz w:val="28"/>
+      <w:szCs w:val="28"/>
     </w:rPr>
   </w:style>
 </w:styles>
